--- a/consult/downloads/samples/Leo Marsh - Family Letter.docx
+++ b/consult/downloads/samples/Leo Marsh - Family Letter.docx
@@ -5,14 +5,14 @@
     <w:p>
       <w:pPr>
         <w:keepLines/>
-        <w:spacing w:before="0" w:after="560" w:line="384" w:lineRule="auto"/>
-      </w:pPr>
-      <w:r>
-        <w:rPr>
-          <w:rFonts w:ascii="Arial" w:hAnsi="Arial" w:cs="Arial"/>
-          <w:color w:val="3D3836"/>
-          <w:sz w:val="21"/>
-          <w:szCs w:val="21"/>
+        <w:spacing w:before="0" w:after="460" w:line="271" w:lineRule="auto"/>
+      </w:pPr>
+      <w:r>
+        <w:rPr>
+          <w:rFonts w:ascii="Times New Roman" w:hAnsi="Times New Roman" w:cs="Times New Roman"/>
+          <w:color w:val="1F1D1B"/>
+          <w:sz w:val="23"/>
+          <w:szCs w:val="23"/>
         </w:rPr>
         <w:t xml:space="preserve">October 6, 2026</w:t>
       </w:r>
@@ -20,14 +20,14 @@
     <w:p>
       <w:pPr>
         <w:keepLines/>
-        <w:spacing w:before="0" w:after="200" w:line="384" w:lineRule="auto"/>
-      </w:pPr>
-      <w:r>
-        <w:rPr>
-          <w:rFonts w:ascii="Arial" w:hAnsi="Arial" w:cs="Arial"/>
-          <w:color w:val="3D3836"/>
-          <w:sz w:val="21"/>
-          <w:szCs w:val="21"/>
+        <w:spacing w:before="0" w:after="180" w:line="271" w:lineRule="auto"/>
+      </w:pPr>
+      <w:r>
+        <w:rPr>
+          <w:rFonts w:ascii="Times New Roman" w:hAnsi="Times New Roman" w:cs="Times New Roman"/>
+          <w:color w:val="1F1D1B"/>
+          <w:sz w:val="23"/>
+          <w:szCs w:val="23"/>
         </w:rPr>
         <w:t xml:space="preserve">Dear Susan and Nikos,</w:t>
       </w:r>
@@ -35,167 +35,365 @@
     <w:p>
       <w:pPr>
         <w:keepLines/>
-        <w:spacing w:before="0" w:after="200" w:line="384" w:lineRule="auto"/>
-      </w:pPr>
-      <w:r>
-        <w:rPr>
-          <w:rFonts w:ascii="Arial" w:hAnsi="Arial" w:cs="Arial"/>
-          <w:color w:val="3D3836"/>
-          <w:sz w:val="21"/>
-          <w:szCs w:val="21"/>
-        </w:rPr>
-        <w:t xml:space="preserve">1. Leo’s upper front teeth sit a little further forward than his lower front teeth — this is very common at his age, and it’s something we’ll guide into a better position as his teeth come in. The lower teeth are slightly crowded, which means there isn’t quite enough room for all of them to line up neatly right now.</w:t>
-      </w:r>
-    </w:p>
-    <w:p>
-      <w:pPr>
-        <w:keepLines/>
-        <w:spacing w:before="0" w:after="200" w:line="384" w:lineRule="auto"/>
-      </w:pPr>
-      <w:r>
-        <w:rPr>
-          <w:rFonts w:ascii="Arial" w:hAnsi="Arial" w:cs="Arial"/>
-          <w:color w:val="3D3836"/>
-          <w:sz w:val="21"/>
-          <w:szCs w:val="21"/>
-        </w:rPr>
-        <w:t xml:space="preserve">2. Leo’s upper front teeth sit a little further forward than his lower front teeth — this is very common at his age, and it’s something we’ll guide into a better position as his teeth come in. The lower teeth are slightly crowded, which means there isn’t quite enough room for all of them to line up neatly right now.</w:t>
-      </w:r>
-    </w:p>
-    <w:p>
-      <w:pPr>
-        <w:keepLines/>
-        <w:spacing w:before="0" w:after="200" w:line="384" w:lineRule="auto"/>
-      </w:pPr>
-      <w:r>
-        <w:rPr>
-          <w:rFonts w:ascii="Arial" w:hAnsi="Arial" w:cs="Arial"/>
-          <w:color w:val="3D3836"/>
-          <w:sz w:val="21"/>
-          <w:szCs w:val="21"/>
-        </w:rPr>
-        <w:t xml:space="preserve">3. Leo’s upper front teeth sit a little further forward than his lower front teeth — this is very common at his age, and it’s something we’ll guide into a better position as his teeth come in. The lower teeth are slightly crowded, which means there isn’t quite enough room for all of them to line up neatly right now.</w:t>
-      </w:r>
-    </w:p>
-    <w:p>
-      <w:pPr>
-        <w:keepLines/>
-        <w:spacing w:before="0" w:after="200" w:line="384" w:lineRule="auto"/>
-      </w:pPr>
-      <w:r>
-        <w:rPr>
-          <w:rFonts w:ascii="Arial" w:hAnsi="Arial" w:cs="Arial"/>
-          <w:color w:val="3D3836"/>
-          <w:sz w:val="21"/>
-          <w:szCs w:val="21"/>
-        </w:rPr>
-        <w:t xml:space="preserve">4. Leo’s upper front teeth sit a little further forward than his lower front teeth — this is very common at his age, and it’s something we’ll guide into a better position as his teeth come in. The lower teeth are slightly crowded, which means there isn’t quite enough room for all of them to line up neatly right now.</w:t>
-      </w:r>
-    </w:p>
-    <w:p>
-      <w:pPr>
-        <w:keepLines/>
-        <w:spacing w:before="0" w:after="200" w:line="384" w:lineRule="auto"/>
-      </w:pPr>
-      <w:r>
-        <w:rPr>
-          <w:rFonts w:ascii="Arial" w:hAnsi="Arial" w:cs="Arial"/>
-          <w:color w:val="3D3836"/>
-          <w:sz w:val="21"/>
-          <w:szCs w:val="21"/>
-        </w:rPr>
-        <w:t xml:space="preserve">5. Leo’s upper front teeth sit a little further forward than his lower front teeth — this is very common at his age, and it’s something we’ll guide into a better position as his teeth come in. The lower teeth are slightly crowded, which means there isn’t quite enough room for all of them to line up neatly right now.</w:t>
-      </w:r>
-    </w:p>
-    <w:p>
-      <w:pPr>
-        <w:keepLines/>
-        <w:spacing w:before="0" w:after="200" w:line="384" w:lineRule="auto"/>
-      </w:pPr>
-      <w:r>
-        <w:rPr>
-          <w:rFonts w:ascii="Arial" w:hAnsi="Arial" w:cs="Arial"/>
-          <w:color w:val="3D3836"/>
-          <w:sz w:val="21"/>
-          <w:szCs w:val="21"/>
-        </w:rPr>
-        <w:t xml:space="preserve">6. Leo’s upper front teeth sit a little further forward than his lower front teeth — this is very common at his age, and it’s something we’ll guide into a better position as his teeth come in. The lower teeth are slightly crowded, which means there isn’t quite enough room for all of them to line up neatly right now.</w:t>
-      </w:r>
-    </w:p>
-    <w:p>
-      <w:pPr>
-        <w:keepLines/>
-        <w:spacing w:before="0" w:after="200" w:line="384" w:lineRule="auto"/>
-      </w:pPr>
-      <w:r>
-        <w:rPr>
-          <w:rFonts w:ascii="Arial" w:hAnsi="Arial" w:cs="Arial"/>
-          <w:color w:val="3D3836"/>
-          <w:sz w:val="21"/>
-          <w:szCs w:val="21"/>
-        </w:rPr>
-        <w:t xml:space="preserve">7. Leo’s upper front teeth sit a little further forward than his lower front teeth — this is very common at his age, and it’s something we’ll guide into a better position as his teeth come in. The lower teeth are slightly crowded, which means there isn’t quite enough room for all of them to line up neatly right now.</w:t>
-      </w:r>
-    </w:p>
-    <w:p>
-      <w:pPr>
-        <w:keepLines/>
-        <w:spacing w:before="0" w:after="200" w:line="384" w:lineRule="auto"/>
-      </w:pPr>
-      <w:r>
-        <w:rPr>
-          <w:rFonts w:ascii="Arial" w:hAnsi="Arial" w:cs="Arial"/>
-          <w:color w:val="3D3836"/>
-          <w:sz w:val="21"/>
-          <w:szCs w:val="21"/>
-        </w:rPr>
-        <w:t xml:space="preserve">8. Leo’s upper front teeth sit a little further forward than his lower front teeth — this is very common at his age, and it’s something we’ll guide into a better position as his teeth come in. The lower teeth are slightly crowded, which means there isn’t quite enough room for all of them to line up neatly right now.</w:t>
-      </w:r>
-    </w:p>
-    <w:p>
-      <w:pPr>
-        <w:keepLines/>
-        <w:spacing w:before="0" w:after="200" w:line="384" w:lineRule="auto"/>
-      </w:pPr>
-      <w:r>
-        <w:rPr>
-          <w:rFonts w:ascii="Arial" w:hAnsi="Arial" w:cs="Arial"/>
-          <w:color w:val="3D3836"/>
-          <w:sz w:val="21"/>
-          <w:szCs w:val="21"/>
-        </w:rPr>
-        <w:t xml:space="preserve">9. Leo’s upper front teeth sit a little further forward than his lower front teeth — this is very common at his age, and it’s something we’ll guide into a better position as his teeth come in. The lower teeth are slightly crowded, which means there isn’t quite enough room for all of them to line up neatly right now.</w:t>
-      </w:r>
-    </w:p>
-    <w:p>
-      <w:pPr>
-        <w:keepLines/>
-        <w:spacing w:before="0" w:after="200" w:line="384" w:lineRule="auto"/>
-      </w:pPr>
-      <w:r>
-        <w:rPr>
-          <w:rFonts w:ascii="Arial" w:hAnsi="Arial" w:cs="Arial"/>
-          <w:color w:val="3D3836"/>
-          <w:sz w:val="21"/>
-          <w:szCs w:val="21"/>
+        <w:tabs>
+          <w:tab w:val="left" w:pos="720"/>
+        </w:tabs>
+        <w:spacing w:before="0" w:after="30" w:line="271" w:lineRule="auto"/>
+        <w:ind w:left="720" w:hanging="360"/>
+      </w:pPr>
+      <w:r>
+        <w:rPr>
+          <w:rFonts w:ascii="Times New Roman" w:hAnsi="Times New Roman" w:cs="Times New Roman"/>
+          <w:color w:val="1F1D1B"/>
+          <w:sz w:val="23"/>
+          <w:szCs w:val="23"/>
+        </w:rPr>
+        <w:t xml:space="preserve">1.</w:t>
+      </w:r>
+      <w:r>
+        <w:rPr>
+          <w:rFonts w:ascii="Times New Roman" w:hAnsi="Times New Roman" w:cs="Times New Roman"/>
+          <w:color w:val="1F1D1B"/>
+          <w:sz w:val="23"/>
+          <w:szCs w:val="23"/>
+        </w:rPr>
+        <w:tab/>
+      </w:r>
+      <w:r>
+        <w:rPr>
+          <w:rFonts w:ascii="Times New Roman" w:hAnsi="Times New Roman" w:cs="Times New Roman"/>
+          <w:color w:val="1F1D1B"/>
+          <w:sz w:val="23"/>
+          <w:szCs w:val="23"/>
+        </w:rPr>
+        <w:t xml:space="preserve">Leo’s upper front teeth sit a little further forward than his lower front teeth — this is very common at his age, and it’s something we’ll guide into a better position as his teeth come in. The lower teeth are slightly crowded, which means there isn’t quite enough room for all of them to line up neatly right now.</w:t>
+      </w:r>
+    </w:p>
+    <w:p>
+      <w:pPr>
+        <w:keepLines/>
+        <w:tabs>
+          <w:tab w:val="left" w:pos="720"/>
+        </w:tabs>
+        <w:spacing w:before="0" w:after="30" w:line="271" w:lineRule="auto"/>
+        <w:ind w:left="720" w:hanging="360"/>
+      </w:pPr>
+      <w:r>
+        <w:rPr>
+          <w:rFonts w:ascii="Times New Roman" w:hAnsi="Times New Roman" w:cs="Times New Roman"/>
+          <w:color w:val="1F1D1B"/>
+          <w:sz w:val="23"/>
+          <w:szCs w:val="23"/>
+        </w:rPr>
+        <w:t xml:space="preserve">2.</w:t>
+      </w:r>
+      <w:r>
+        <w:rPr>
+          <w:rFonts w:ascii="Times New Roman" w:hAnsi="Times New Roman" w:cs="Times New Roman"/>
+          <w:color w:val="1F1D1B"/>
+          <w:sz w:val="23"/>
+          <w:szCs w:val="23"/>
+        </w:rPr>
+        <w:tab/>
+      </w:r>
+      <w:r>
+        <w:rPr>
+          <w:rFonts w:ascii="Times New Roman" w:hAnsi="Times New Roman" w:cs="Times New Roman"/>
+          <w:color w:val="1F1D1B"/>
+          <w:sz w:val="23"/>
+          <w:szCs w:val="23"/>
+        </w:rPr>
+        <w:t xml:space="preserve">Leo’s upper front teeth sit a little further forward than his lower front teeth — this is very common at his age, and it’s something we’ll guide into a better position as his teeth come in. The lower teeth are slightly crowded, which means there isn’t quite enough room for all of them to line up neatly right now.</w:t>
+      </w:r>
+    </w:p>
+    <w:p>
+      <w:pPr>
+        <w:keepLines/>
+        <w:tabs>
+          <w:tab w:val="left" w:pos="720"/>
+        </w:tabs>
+        <w:spacing w:before="0" w:after="30" w:line="271" w:lineRule="auto"/>
+        <w:ind w:left="720" w:hanging="360"/>
+      </w:pPr>
+      <w:r>
+        <w:rPr>
+          <w:rFonts w:ascii="Times New Roman" w:hAnsi="Times New Roman" w:cs="Times New Roman"/>
+          <w:color w:val="1F1D1B"/>
+          <w:sz w:val="23"/>
+          <w:szCs w:val="23"/>
+        </w:rPr>
+        <w:t xml:space="preserve">3.</w:t>
+      </w:r>
+      <w:r>
+        <w:rPr>
+          <w:rFonts w:ascii="Times New Roman" w:hAnsi="Times New Roman" w:cs="Times New Roman"/>
+          <w:color w:val="1F1D1B"/>
+          <w:sz w:val="23"/>
+          <w:szCs w:val="23"/>
+        </w:rPr>
+        <w:tab/>
+      </w:r>
+      <w:r>
+        <w:rPr>
+          <w:rFonts w:ascii="Times New Roman" w:hAnsi="Times New Roman" w:cs="Times New Roman"/>
+          <w:color w:val="1F1D1B"/>
+          <w:sz w:val="23"/>
+          <w:szCs w:val="23"/>
+        </w:rPr>
+        <w:t xml:space="preserve">Leo’s upper front teeth sit a little further forward than his lower front teeth — this is very common at his age, and it’s something we’ll guide into a better position as his teeth come in. The lower teeth are slightly crowded, which means there isn’t quite enough room for all of them to line up neatly right now.</w:t>
+      </w:r>
+    </w:p>
+    <w:p>
+      <w:pPr>
+        <w:keepLines/>
+        <w:tabs>
+          <w:tab w:val="left" w:pos="720"/>
+        </w:tabs>
+        <w:spacing w:before="0" w:after="30" w:line="271" w:lineRule="auto"/>
+        <w:ind w:left="720" w:hanging="360"/>
+      </w:pPr>
+      <w:r>
+        <w:rPr>
+          <w:rFonts w:ascii="Times New Roman" w:hAnsi="Times New Roman" w:cs="Times New Roman"/>
+          <w:color w:val="1F1D1B"/>
+          <w:sz w:val="23"/>
+          <w:szCs w:val="23"/>
+        </w:rPr>
+        <w:t xml:space="preserve">4.</w:t>
+      </w:r>
+      <w:r>
+        <w:rPr>
+          <w:rFonts w:ascii="Times New Roman" w:hAnsi="Times New Roman" w:cs="Times New Roman"/>
+          <w:color w:val="1F1D1B"/>
+          <w:sz w:val="23"/>
+          <w:szCs w:val="23"/>
+        </w:rPr>
+        <w:tab/>
+      </w:r>
+      <w:r>
+        <w:rPr>
+          <w:rFonts w:ascii="Times New Roman" w:hAnsi="Times New Roman" w:cs="Times New Roman"/>
+          <w:color w:val="1F1D1B"/>
+          <w:sz w:val="23"/>
+          <w:szCs w:val="23"/>
+        </w:rPr>
+        <w:t xml:space="preserve">Leo’s upper front teeth sit a little further forward than his lower front teeth — this is very common at his age, and it’s something we’ll guide into a better position as his teeth come in. The lower teeth are slightly crowded, which means there isn’t quite enough room for all of them to line up neatly right now.</w:t>
+      </w:r>
+    </w:p>
+    <w:p>
+      <w:pPr>
+        <w:keepLines/>
+        <w:tabs>
+          <w:tab w:val="left" w:pos="720"/>
+        </w:tabs>
+        <w:spacing w:before="0" w:after="30" w:line="271" w:lineRule="auto"/>
+        <w:ind w:left="720" w:hanging="360"/>
+      </w:pPr>
+      <w:r>
+        <w:rPr>
+          <w:rFonts w:ascii="Times New Roman" w:hAnsi="Times New Roman" w:cs="Times New Roman"/>
+          <w:color w:val="1F1D1B"/>
+          <w:sz w:val="23"/>
+          <w:szCs w:val="23"/>
+        </w:rPr>
+        <w:t xml:space="preserve">5.</w:t>
+      </w:r>
+      <w:r>
+        <w:rPr>
+          <w:rFonts w:ascii="Times New Roman" w:hAnsi="Times New Roman" w:cs="Times New Roman"/>
+          <w:color w:val="1F1D1B"/>
+          <w:sz w:val="23"/>
+          <w:szCs w:val="23"/>
+        </w:rPr>
+        <w:tab/>
+      </w:r>
+      <w:r>
+        <w:rPr>
+          <w:rFonts w:ascii="Times New Roman" w:hAnsi="Times New Roman" w:cs="Times New Roman"/>
+          <w:color w:val="1F1D1B"/>
+          <w:sz w:val="23"/>
+          <w:szCs w:val="23"/>
+        </w:rPr>
+        <w:t xml:space="preserve">Leo’s upper front teeth sit a little further forward than his lower front teeth — this is very common at his age, and it’s something we’ll guide into a better position as his teeth come in. The lower teeth are slightly crowded, which means there isn’t quite enough room for all of them to line up neatly right now.</w:t>
+      </w:r>
+    </w:p>
+    <w:p>
+      <w:pPr>
+        <w:keepLines/>
+        <w:tabs>
+          <w:tab w:val="left" w:pos="720"/>
+        </w:tabs>
+        <w:spacing w:before="0" w:after="30" w:line="271" w:lineRule="auto"/>
+        <w:ind w:left="720" w:hanging="360"/>
+      </w:pPr>
+      <w:r>
+        <w:rPr>
+          <w:rFonts w:ascii="Times New Roman" w:hAnsi="Times New Roman" w:cs="Times New Roman"/>
+          <w:color w:val="1F1D1B"/>
+          <w:sz w:val="23"/>
+          <w:szCs w:val="23"/>
+        </w:rPr>
+        <w:t xml:space="preserve">6.</w:t>
+      </w:r>
+      <w:r>
+        <w:rPr>
+          <w:rFonts w:ascii="Times New Roman" w:hAnsi="Times New Roman" w:cs="Times New Roman"/>
+          <w:color w:val="1F1D1B"/>
+          <w:sz w:val="23"/>
+          <w:szCs w:val="23"/>
+        </w:rPr>
+        <w:tab/>
+      </w:r>
+      <w:r>
+        <w:rPr>
+          <w:rFonts w:ascii="Times New Roman" w:hAnsi="Times New Roman" w:cs="Times New Roman"/>
+          <w:color w:val="1F1D1B"/>
+          <w:sz w:val="23"/>
+          <w:szCs w:val="23"/>
+        </w:rPr>
+        <w:t xml:space="preserve">Leo’s upper front teeth sit a little further forward than his lower front teeth — this is very common at his age, and it’s something we’ll guide into a better position as his teeth come in. The lower teeth are slightly crowded, which means there isn’t quite enough room for all of them to line up neatly right now.</w:t>
+      </w:r>
+    </w:p>
+    <w:p>
+      <w:pPr>
+        <w:keepLines/>
+        <w:tabs>
+          <w:tab w:val="left" w:pos="720"/>
+        </w:tabs>
+        <w:spacing w:before="0" w:after="30" w:line="271" w:lineRule="auto"/>
+        <w:ind w:left="720" w:hanging="360"/>
+      </w:pPr>
+      <w:r>
+        <w:rPr>
+          <w:rFonts w:ascii="Times New Roman" w:hAnsi="Times New Roman" w:cs="Times New Roman"/>
+          <w:color w:val="1F1D1B"/>
+          <w:sz w:val="23"/>
+          <w:szCs w:val="23"/>
+        </w:rPr>
+        <w:t xml:space="preserve">7.</w:t>
+      </w:r>
+      <w:r>
+        <w:rPr>
+          <w:rFonts w:ascii="Times New Roman" w:hAnsi="Times New Roman" w:cs="Times New Roman"/>
+          <w:color w:val="1F1D1B"/>
+          <w:sz w:val="23"/>
+          <w:szCs w:val="23"/>
+        </w:rPr>
+        <w:tab/>
+      </w:r>
+      <w:r>
+        <w:rPr>
+          <w:rFonts w:ascii="Times New Roman" w:hAnsi="Times New Roman" w:cs="Times New Roman"/>
+          <w:color w:val="1F1D1B"/>
+          <w:sz w:val="23"/>
+          <w:szCs w:val="23"/>
+        </w:rPr>
+        <w:t xml:space="preserve">Leo’s upper front teeth sit a little further forward than his lower front teeth — this is very common at his age, and it’s something we’ll guide into a better position as his teeth come in. The lower teeth are slightly crowded, which means there isn’t quite enough room for all of them to line up neatly right now.</w:t>
+      </w:r>
+    </w:p>
+    <w:p>
+      <w:pPr>
+        <w:keepLines/>
+        <w:tabs>
+          <w:tab w:val="left" w:pos="720"/>
+        </w:tabs>
+        <w:spacing w:before="0" w:after="30" w:line="271" w:lineRule="auto"/>
+        <w:ind w:left="720" w:hanging="360"/>
+      </w:pPr>
+      <w:r>
+        <w:rPr>
+          <w:rFonts w:ascii="Times New Roman" w:hAnsi="Times New Roman" w:cs="Times New Roman"/>
+          <w:color w:val="1F1D1B"/>
+          <w:sz w:val="23"/>
+          <w:szCs w:val="23"/>
+        </w:rPr>
+        <w:t xml:space="preserve">8.</w:t>
+      </w:r>
+      <w:r>
+        <w:rPr>
+          <w:rFonts w:ascii="Times New Roman" w:hAnsi="Times New Roman" w:cs="Times New Roman"/>
+          <w:color w:val="1F1D1B"/>
+          <w:sz w:val="23"/>
+          <w:szCs w:val="23"/>
+        </w:rPr>
+        <w:tab/>
+      </w:r>
+      <w:r>
+        <w:rPr>
+          <w:rFonts w:ascii="Times New Roman" w:hAnsi="Times New Roman" w:cs="Times New Roman"/>
+          <w:color w:val="1F1D1B"/>
+          <w:sz w:val="23"/>
+          <w:szCs w:val="23"/>
+        </w:rPr>
+        <w:t xml:space="preserve">Leo’s upper front teeth sit a little further forward than his lower front teeth — this is very common at his age, and it’s something we’ll guide into a better position as his teeth come in. The lower teeth are slightly crowded, which means there isn’t quite enough room for all of them to line up neatly right now.</w:t>
+      </w:r>
+    </w:p>
+    <w:p>
+      <w:pPr>
+        <w:keepLines/>
+        <w:tabs>
+          <w:tab w:val="left" w:pos="720"/>
+        </w:tabs>
+        <w:spacing w:before="0" w:after="180" w:line="271" w:lineRule="auto"/>
+        <w:ind w:left="720" w:hanging="360"/>
+      </w:pPr>
+      <w:r>
+        <w:rPr>
+          <w:rFonts w:ascii="Times New Roman" w:hAnsi="Times New Roman" w:cs="Times New Roman"/>
+          <w:color w:val="1F1D1B"/>
+          <w:sz w:val="23"/>
+          <w:szCs w:val="23"/>
+        </w:rPr>
+        <w:t xml:space="preserve">9.</w:t>
+      </w:r>
+      <w:r>
+        <w:rPr>
+          <w:rFonts w:ascii="Times New Roman" w:hAnsi="Times New Roman" w:cs="Times New Roman"/>
+          <w:color w:val="1F1D1B"/>
+          <w:sz w:val="23"/>
+          <w:szCs w:val="23"/>
+        </w:rPr>
+        <w:tab/>
+      </w:r>
+      <w:r>
+        <w:rPr>
+          <w:rFonts w:ascii="Times New Roman" w:hAnsi="Times New Roman" w:cs="Times New Roman"/>
+          <w:color w:val="1F1D1B"/>
+          <w:sz w:val="23"/>
+          <w:szCs w:val="23"/>
+        </w:rPr>
+        <w:t xml:space="preserve">Leo’s upper front teeth sit a little further forward than his lower front teeth — this is very common at his age, and it’s something we’ll guide into a better position as his teeth come in. The lower teeth are slightly crowded, which means there isn’t quite enough room for all of them to line up neatly right now.</w:t>
+      </w:r>
+    </w:p>
+    <w:p>
+      <w:pPr>
+        <w:keepLines/>
+        <w:spacing w:before="0" w:after="0" w:line="271" w:lineRule="auto"/>
+      </w:pPr>
+      <w:r>
+        <w:rPr>
+          <w:rFonts w:ascii="Times New Roman" w:hAnsi="Times New Roman" w:cs="Times New Roman"/>
+          <w:color w:val="1F1D1B"/>
+          <w:sz w:val="23"/>
+          <w:szCs w:val="23"/>
         </w:rPr>
         <w:t xml:space="preserve">Best,</w:t>
       </w:r>
       <w:r>
         <w:rPr>
-          <w:rFonts w:ascii="Arial" w:hAnsi="Arial" w:cs="Arial"/>
-          <w:color w:val="3D3836"/>
-          <w:sz w:val="21"/>
-          <w:szCs w:val="21"/>
+          <w:rFonts w:ascii="Times New Roman" w:hAnsi="Times New Roman" w:cs="Times New Roman"/>
+          <w:color w:val="1F1D1B"/>
+          <w:sz w:val="23"/>
+          <w:szCs w:val="23"/>
         </w:rPr>
         <w:br/>
       </w:r>
       <w:r>
         <w:rPr>
-          <w:rFonts w:ascii="Arial" w:hAnsi="Arial" w:cs="Arial"/>
-          <w:color w:val="3D3836"/>
-          <w:sz w:val="21"/>
-          <w:szCs w:val="21"/>
+          <w:rFonts w:ascii="Times New Roman" w:hAnsi="Times New Roman" w:cs="Times New Roman"/>
+          <w:color w:val="1F1D1B"/>
+          <w:sz w:val="23"/>
+          <w:szCs w:val="23"/>
         </w:rPr>
         <w:t xml:space="preserve">Marc S. Lemchen, DMD</w:t>
       </w:r>
@@ -350,7 +548,7 @@
   </w:p>
   <w:p>
     <w:pPr>
-      <w:spacing w:before="0" w:after="0" w:line="792" w:lineRule="exact"/>
+      <w:spacing w:before="0" w:after="0" w:line="648" w:lineRule="exact"/>
     </w:pPr>
   </w:p>
 </w:hdr>
